--- a/PS01政务软件研发及运维技术服务/6-PS01政务软件研发及运维技术服务-研发总结报告.docx
+++ b/PS01政务软件研发及运维技术服务/6-PS01政务软件研发及运维技术服务-研发总结报告.docx
@@ -14,12 +14,12 @@
           <w:sz w:val="32"/>
           <w:szCs w:val="32"/>
         </w:rPr>
-        <w:t xml:space="preserve">政务软件研发及运维技术服务研发项目总结报告</w:t>
-      </w:r>
-    </w:p>
-    <w:p>
-      <w:pPr>
-        <w:spacing w:after="120"/>
+        <w:t xml:space="preserve">研发总结报告</w:t>
+      </w:r>
+    </w:p>
+    <w:p>
+      <w:pPr>
+        <w:spacing w:after="100" w:line="320"/>
       </w:pPr>
       <w:r>
         <w:rPr>
@@ -34,7 +34,7 @@
     </w:p>
     <w:p>
       <w:pPr>
-        <w:spacing w:after="120"/>
+        <w:spacing w:after="100" w:line="320"/>
       </w:pPr>
       <w:r>
         <w:rPr>
@@ -44,12 +44,12 @@
         <w:t xml:space="preserve">项目编号：</w:t>
       </w:r>
       <w:r>
-        <w:t xml:space="preserve">202501-PS01</w:t>
-      </w:r>
-    </w:p>
-    <w:p>
-      <w:pPr>
-        <w:spacing w:after="120"/>
+        <w:t xml:space="preserve">2025-PS01</w:t>
+      </w:r>
+    </w:p>
+    <w:p>
+      <w:pPr>
+        <w:spacing w:after="100" w:line="320"/>
       </w:pPr>
       <w:r>
         <w:rPr>
@@ -59,12 +59,7 @@
         <w:t xml:space="preserve">填报时间：</w:t>
       </w:r>
       <w:r>
-        <w:t xml:space="preserve">2025.12.31</w:t>
-      </w:r>
-    </w:p>
-    <w:p>
-      <w:r>
-        <w:t xml:space="preserve"/>
+        <w:t xml:space="preserve">2025年12月31日</w:t>
       </w:r>
     </w:p>
     <w:p>
@@ -76,7 +71,66 @@
           <w:b/>
           <w:bCs/>
         </w:rPr>
-        <w:t xml:space="preserve">一、项目阶段性实施概况</w:t>
+        <w:t xml:space="preserve">一、项目总体概况</w:t>
+      </w:r>
+    </w:p>
+    <w:p>
+      <w:pPr>
+        <w:spacing w:after="120" w:line="360"/>
+      </w:pPr>
+      <w:r>
+        <w:t xml:space="preserve">本年度，公司围绕“政务软件研发及运维技术服务”组织开展研发活动，重点针对主要面向城市防汛、水系巡查、社区网格治理、居民服务等场景，强调多角色协同、任务闭环、地图可视化、移动采集与后台指挥联动。等业务场景，形成了一批较为完整的软件研发成果和支撑资料。项目整体目标为：围绕城区水系巡查调度与基层治理移动协同需求，形成覆盖“PC管理端+小程序端+运维保障”的成套研发成果，提升指挥调度效率、基层治理响应速度和服务闭环能力。。</w:t>
+      </w:r>
+    </w:p>
+    <w:p>
+      <w:pPr>
+        <w:pStyle w:val="ListParagraph"/>
+        <w:numPr>
+          <w:ilvl w:val="0"/>
+          <w:numId w:val="2"/>
+        </w:numPr>
+        <w:spacing w:after="80" w:line="320"/>
+      </w:pPr>
+      <w:r>
+        <w:t xml:space="preserve">完成 PC 管理端、巡查小程序、基层治理小程序等子项目的功能研发与资料整理。</w:t>
+      </w:r>
+    </w:p>
+    <w:p>
+      <w:pPr>
+        <w:pStyle w:val="ListParagraph"/>
+        <w:numPr>
+          <w:ilvl w:val="0"/>
+          <w:numId w:val="2"/>
+        </w:numPr>
+        <w:spacing w:after="80" w:line="320"/>
+      </w:pPr>
+      <w:r>
+        <w:t xml:space="preserve">完成地图展示、任务流转、移动端采集、居民服务等关键场景的闭环设计与实现。</w:t>
+      </w:r>
+    </w:p>
+    <w:p>
+      <w:pPr>
+        <w:pStyle w:val="ListParagraph"/>
+        <w:numPr>
+          <w:ilvl w:val="0"/>
+          <w:numId w:val="2"/>
+        </w:numPr>
+        <w:spacing w:after="80" w:line="320"/>
+      </w:pPr>
+      <w:r>
+        <w:t xml:space="preserve">形成可沉淀、可复用、可复制推广的政务软件研发与运维服务方案。</w:t>
+      </w:r>
+    </w:p>
+    <w:p>
+      <w:pPr>
+        <w:pStyle w:val="Heading1"/>
+      </w:pPr>
+      <w:r>
+        <w:rPr>
+          <w:b/>
+          <w:bCs/>
+        </w:rPr>
+        <w:t xml:space="preserve">二、项目实施过程</w:t>
       </w:r>
     </w:p>
     <w:p>
@@ -88,48 +142,15 @@
           <w:b/>
           <w:bCs/>
         </w:rPr>
-        <w:t xml:space="preserve">(一)项目简介</w:t>
-      </w:r>
-    </w:p>
-    <w:p>
-      <w:r>
-        <w:t xml:space="preserve">本年度政务软件研发及运维技术服务围绕“提升城区水系巡查调度与基层治理移动化协同能力”开展研发与运维技术服务，形成以下子项目研发成果：</w:t>
-      </w:r>
-    </w:p>
-    <w:p>
-      <w:pPr>
-        <w:pStyle w:val="ListParagraph"/>
-        <w:numPr>
-          <w:ilvl w:val="0"/>
-          <w:numId w:val="2"/>
-        </w:numPr>
-      </w:pPr>
-      <w:r>
-        <w:t xml:space="preserve">巡查调度系统V1.0（PC端管理软件）：涵盖闸坝管理、应急调度、水系巡查、雨水口管理与统计分析等功能，实现指挥调度一体化。</w:t>
-      </w:r>
-    </w:p>
-    <w:p>
-      <w:pPr>
-        <w:pStyle w:val="ListParagraph"/>
-        <w:numPr>
-          <w:ilvl w:val="0"/>
-          <w:numId w:val="2"/>
-        </w:numPr>
-      </w:pPr>
-      <w:r>
-        <w:t xml:space="preserve">巡查调度小程序V1.0（微信小程序端）：支持一线人员水位上报、任务接收与反馈、巡查记录采集，实现移动端快速处置与实时同步。</w:t>
-      </w:r>
-    </w:p>
-    <w:p>
-      <w:pPr>
-        <w:pStyle w:val="ListParagraph"/>
-        <w:numPr>
-          <w:ilvl w:val="0"/>
-          <w:numId w:val="2"/>
-        </w:numPr>
-      </w:pPr>
-      <w:r>
-        <w:t xml:space="preserve">许邻e家-基层管理小程序V1.0（微信小程序端）：支持社区活动、志愿服务、居民吹哨、便民服务、网格巡查等，打通基层治理“最后一公里”。</w:t>
+        <w:t xml:space="preserve">(一)前期调研与方案设计</w:t>
+      </w:r>
+    </w:p>
+    <w:p>
+      <w:pPr>
+        <w:spacing w:after="120" w:line="360"/>
+      </w:pPr>
+      <w:r>
+        <w:t xml:space="preserve">项目立项后，项目组围绕业务场景、用户角色、数据项、流程节点和痛点问题开展调研分析，形成总体技术路线、模块划分和阶段性实施计划。前期重点工作包括：业务需求梳理、数据字典设计、原型草图设计、技术选型评估和实施风险识别。</w:t>
       </w:r>
     </w:p>
     <w:p>
@@ -141,12 +162,72 @@
           <w:b/>
           <w:bCs/>
         </w:rPr>
-        <w:t xml:space="preserve">(二)主要经济技术指标</w:t>
-      </w:r>
-    </w:p>
-    <w:p>
-      <w:r>
-        <w:t xml:space="preserve">项目整体实现了多端协同、权限可控、过程留痕与数据统计分析能力，满足政务/行业单位日常管理与应急/填报等场景需求。预算总额50万元，具备持续运维与推广条件。</w:t>
+        <w:t xml:space="preserve">(二)研发实施与阶段交付</w:t>
+      </w:r>
+    </w:p>
+    <w:p>
+      <w:pPr>
+        <w:pStyle w:val="ListParagraph"/>
+        <w:numPr>
+          <w:ilvl w:val="0"/>
+          <w:numId w:val="2"/>
+        </w:numPr>
+        <w:spacing w:after="80" w:line="320"/>
+      </w:pPr>
+      <w:r>
+        <w:t xml:space="preserve">2025.01-2025.02：需求调研与总体设计，完成场景梳理、数据模型、原型设计、立项评审</w:t>
+      </w:r>
+    </w:p>
+    <w:p>
+      <w:pPr>
+        <w:pStyle w:val="ListParagraph"/>
+        <w:numPr>
+          <w:ilvl w:val="0"/>
+          <w:numId w:val="2"/>
+        </w:numPr>
+        <w:spacing w:after="80" w:line="320"/>
+      </w:pPr>
+      <w:r>
+        <w:t xml:space="preserve">2025.03-2025.05：核心功能研发（一），完成PC端基础台账、任务管理、地图展示等核心模块</w:t>
+      </w:r>
+    </w:p>
+    <w:p>
+      <w:pPr>
+        <w:pStyle w:val="ListParagraph"/>
+        <w:numPr>
+          <w:ilvl w:val="0"/>
+          <w:numId w:val="2"/>
+        </w:numPr>
+        <w:spacing w:after="80" w:line="320"/>
+      </w:pPr>
+      <w:r>
+        <w:t xml:space="preserve">2025.06-2025.08：核心功能研发（二），完成小程序端巡查/上报/反馈能力，与PC端联调</w:t>
+      </w:r>
+    </w:p>
+    <w:p>
+      <w:pPr>
+        <w:pStyle w:val="ListParagraph"/>
+        <w:numPr>
+          <w:ilvl w:val="0"/>
+          <w:numId w:val="2"/>
+        </w:numPr>
+        <w:spacing w:after="80" w:line="320"/>
+      </w:pPr>
+      <w:r>
+        <w:t xml:space="preserve">2025.09-2025.10：测试优化与试运行，完成功能测试、性能优化、问题整改、软著材料整理</w:t>
+      </w:r>
+    </w:p>
+    <w:p>
+      <w:pPr>
+        <w:pStyle w:val="ListParagraph"/>
+        <w:numPr>
+          <w:ilvl w:val="0"/>
+          <w:numId w:val="2"/>
+        </w:numPr>
+        <w:spacing w:after="80" w:line="320"/>
+      </w:pPr>
+      <w:r>
+        <w:t xml:space="preserve">2025.11-2025.12：部署运维与总结，完成上线保障、运维支持、项目总结与成果归档</w:t>
       </w:r>
     </w:p>
     <w:p>
@@ -158,12 +239,15 @@
           <w:b/>
           <w:bCs/>
         </w:rPr>
-        <w:t xml:space="preserve">(三)研发意义</w:t>
-      </w:r>
-    </w:p>
-    <w:p>
-      <w:r>
-        <w:t xml:space="preserve">项目通过信息化手段提升管理效率与服务体验，减少人工统计与重复录入，形成可复制的行业解决方案，助力基层治理与业务协同向数字化、精细化发展。</w:t>
+        <w:t xml:space="preserve">(三)测试优化与试运行</w:t>
+      </w:r>
+    </w:p>
+    <w:p>
+      <w:pPr>
+        <w:spacing w:after="120" w:line="360"/>
+      </w:pPr>
+      <w:r>
+        <w:t xml:space="preserve">在研发过程中，项目组同步开展功能测试、联调测试、回归测试和性能验证，对权限控制、流程状态、字段口径、统计结果、异常提示等进行多轮校验，并结合试运行反馈持续优化。</w:t>
       </w:r>
     </w:p>
     <w:p>
@@ -175,60 +259,132 @@
           <w:b/>
           <w:bCs/>
         </w:rPr>
-        <w:t xml:space="preserve">二、项目实施周期及情况</w:t>
-      </w:r>
-    </w:p>
-    <w:p>
-      <w:pPr>
-        <w:pStyle w:val="ListParagraph"/>
-        <w:numPr>
-          <w:ilvl w:val="0"/>
-          <w:numId w:val="2"/>
-        </w:numPr>
-      </w:pPr>
-      <w:r>
-        <w:t xml:space="preserve">2025.01-2025.02：需求调研、总体方案与原型设计、数据模型与权限体系设计</w:t>
-      </w:r>
-    </w:p>
-    <w:p>
-      <w:pPr>
-        <w:pStyle w:val="ListParagraph"/>
-        <w:numPr>
-          <w:ilvl w:val="0"/>
-          <w:numId w:val="2"/>
-        </w:numPr>
-      </w:pPr>
-      <w:r>
-        <w:t xml:space="preserve">2025.03-2025.08：核心功能研发（PC端/小程序端）、联调与阶段验收</w:t>
-      </w:r>
-    </w:p>
-    <w:p>
-      <w:pPr>
-        <w:pStyle w:val="ListParagraph"/>
-        <w:numPr>
-          <w:ilvl w:val="0"/>
-          <w:numId w:val="2"/>
-        </w:numPr>
-      </w:pPr>
-      <w:r>
-        <w:t xml:space="preserve">2025.09-2025.10：系统测试、性能优化、软著申报材料整理</w:t>
-      </w:r>
-    </w:p>
-    <w:p>
-      <w:pPr>
-        <w:pStyle w:val="ListParagraph"/>
-        <w:numPr>
-          <w:ilvl w:val="0"/>
-          <w:numId w:val="2"/>
-        </w:numPr>
-      </w:pPr>
-      <w:r>
-        <w:t xml:space="preserve">2025.11-2025.12：部署上线与运维保障、持续优化与版本迭代</w:t>
-      </w:r>
-    </w:p>
-    <w:p>
-      <w:r>
-        <w:t xml:space="preserve">项目实施过程中同步完善运维保障机制，建立问题闭环与版本迭代流程，确保上线后稳定运行并持续优化。</w:t>
+        <w:t xml:space="preserve">三、关键技术攻关与创新成果</w:t>
+      </w:r>
+    </w:p>
+    <w:p>
+      <w:pPr>
+        <w:pStyle w:val="ListParagraph"/>
+        <w:numPr>
+          <w:ilvl w:val="0"/>
+          <w:numId w:val="2"/>
+        </w:numPr>
+        <w:spacing w:after="80" w:line="320"/>
+      </w:pPr>
+      <w:r>
+        <w:t xml:space="preserve">Spring Boot/MyBatis Plus 后端开发框架与模块化服务设计</w:t>
+      </w:r>
+    </w:p>
+    <w:p>
+      <w:pPr>
+        <w:pStyle w:val="ListParagraph"/>
+        <w:numPr>
+          <w:ilvl w:val="0"/>
+          <w:numId w:val="2"/>
+        </w:numPr>
+        <w:spacing w:after="80" w:line="320"/>
+      </w:pPr>
+      <w:r>
+        <w:t xml:space="preserve">Vue/Element UI 管理端页面构建与可视化组件集成</w:t>
+      </w:r>
+    </w:p>
+    <w:p>
+      <w:pPr>
+        <w:pStyle w:val="ListParagraph"/>
+        <w:numPr>
+          <w:ilvl w:val="0"/>
+          <w:numId w:val="2"/>
+        </w:numPr>
+        <w:spacing w:after="80" w:line="320"/>
+      </w:pPr>
+      <w:r>
+        <w:t xml:space="preserve">微信小程序原生框架与消息订阅、定位、上传等能力集成</w:t>
+      </w:r>
+    </w:p>
+    <w:p>
+      <w:pPr>
+        <w:pStyle w:val="ListParagraph"/>
+        <w:numPr>
+          <w:ilvl w:val="0"/>
+          <w:numId w:val="2"/>
+        </w:numPr>
+        <w:spacing w:after="80" w:line="320"/>
+      </w:pPr>
+      <w:r>
+        <w:t xml:space="preserve">WebSocket/消息推送实现多端实时同步与状态一致性</w:t>
+      </w:r>
+    </w:p>
+    <w:p>
+      <w:pPr>
+        <w:pStyle w:val="ListParagraph"/>
+        <w:numPr>
+          <w:ilvl w:val="0"/>
+          <w:numId w:val="2"/>
+        </w:numPr>
+        <w:spacing w:after="80" w:line="320"/>
+      </w:pPr>
+      <w:r>
+        <w:t xml:space="preserve">高德地图 API / GIS 可视化与点位展示、导航、轨迹辅助</w:t>
+      </w:r>
+    </w:p>
+    <w:p>
+      <w:pPr>
+        <w:pStyle w:val="ListParagraph"/>
+        <w:numPr>
+          <w:ilvl w:val="0"/>
+          <w:numId w:val="2"/>
+        </w:numPr>
+        <w:spacing w:after="80" w:line="320"/>
+      </w:pPr>
+      <w:r>
+        <w:t xml:space="preserve">统一权限模型、操作日志、数据留痕与安全审计机制</w:t>
+      </w:r>
+    </w:p>
+    <w:p>
+      <w:pPr>
+        <w:spacing w:after="120" w:line="360"/>
+      </w:pPr>
+      <w:r>
+        <w:t xml:space="preserve">项目在研发过程中，不仅完成了常规功能开发，还重点围绕多角色协同、跨端数据一致性、统计分析准确性、运维可控性和场景适配性进行优化，形成了较为稳定的基础能力。</w:t>
+      </w:r>
+    </w:p>
+    <w:p>
+      <w:pPr>
+        <w:pStyle w:val="ListParagraph"/>
+        <w:numPr>
+          <w:ilvl w:val="0"/>
+          <w:numId w:val="2"/>
+        </w:numPr>
+        <w:spacing w:after="80" w:line="320"/>
+      </w:pPr>
+      <w:r>
+        <w:t xml:space="preserve">将后台调度、地图展示、现场采集和基层治理移动服务整合到统一体系，形成从后台到一线再到居民端的协同闭环。</w:t>
+      </w:r>
+    </w:p>
+    <w:p>
+      <w:pPr>
+        <w:pStyle w:val="ListParagraph"/>
+        <w:numPr>
+          <w:ilvl w:val="0"/>
+          <w:numId w:val="2"/>
+        </w:numPr>
+        <w:spacing w:after="80" w:line="320"/>
+      </w:pPr>
+      <w:r>
+        <w:t xml:space="preserve">通过移动端实时上报、自动提醒、地图定位和任务闭环机制，显著提升应急事件的发现、分派和反馈效率。</w:t>
+      </w:r>
+    </w:p>
+    <w:p>
+      <w:pPr>
+        <w:pStyle w:val="ListParagraph"/>
+        <w:numPr>
+          <w:ilvl w:val="0"/>
+          <w:numId w:val="2"/>
+        </w:numPr>
+        <w:spacing w:after="80" w:line="320"/>
+      </w:pPr>
+      <w:r>
+        <w:t xml:space="preserve">在社区治理场景中引入“居民吹哨、网格报到、后台督办”的数字化流程，实现治理问题全链条留痕。</w:t>
       </w:r>
     </w:p>
     <w:p>
@@ -240,12 +396,588 @@
           <w:b/>
           <w:bCs/>
         </w:rPr>
-        <w:t xml:space="preserve">三、成果与资料归档</w:t>
-      </w:r>
-    </w:p>
-    <w:p>
-      <w:r>
-        <w:t xml:space="preserve">项目形成的软件著作权申报材料、项目登记表、使用手册、关键功能截图与过程资料均已归档整理（见“原始文件支撑资料”目录），便于后续审计、复用与持续运维。</w:t>
+        <w:t xml:space="preserve">四、项目完成情况与指标达成</w:t>
+      </w:r>
+    </w:p>
+    <w:tbl>
+      <w:tblPr>
+        <w:tblW w:type="pct" w:w="100%"/>
+        <w:tblBorders>
+          <w:top w:val="single" w:color="auto" w:sz="4"/>
+          <w:left w:val="single" w:color="auto" w:sz="4"/>
+          <w:bottom w:val="single" w:color="auto" w:sz="4"/>
+          <w:right w:val="single" w:color="auto" w:sz="4"/>
+          <w:insideH w:val="single" w:color="auto" w:sz="4"/>
+          <w:insideV w:val="single" w:color="auto" w:sz="4"/>
+        </w:tblBorders>
+      </w:tblPr>
+      <w:tblGrid>
+        <w:gridCol w:w="1800"/>
+        <w:gridCol w:w="3600"/>
+        <w:gridCol w:w="3960"/>
+      </w:tblGrid>
+      <w:tr>
+        <w:trPr>
+          <w:cantSplit/>
+        </w:trPr>
+        <w:tc>
+          <w:tcPr>
+            <w:tcW w:type="dxa" w:w="1800"/>
+            <w:tcBorders>
+              <w:top w:val="single" w:color="B7B7B7" w:sz="1"/>
+              <w:left w:val="single" w:color="B7B7B7" w:sz="1"/>
+              <w:bottom w:val="single" w:color="B7B7B7" w:sz="1"/>
+              <w:right w:val="single" w:color="B7B7B7" w:sz="1"/>
+            </w:tcBorders>
+            <w:shd w:fill="D9EAF7" w:val="clear"/>
+            <w:tcMar>
+              <w:top w:type="dxa" w:w="80"/>
+              <w:left w:type="dxa" w:w="120"/>
+              <w:bottom w:type="dxa" w:w="80"/>
+              <w:right w:type="dxa" w:w="120"/>
+            </w:tcMar>
+          </w:tcPr>
+          <w:p>
+            <w:pPr>
+              <w:spacing w:after="60" w:line="280"/>
+            </w:pPr>
+            <w:r>
+              <w:rPr>
+                <w:b/>
+                <w:bCs/>
+              </w:rPr>
+              <w:t xml:space="preserve">指标名称</w:t>
+            </w:r>
+          </w:p>
+        </w:tc>
+        <w:tc>
+          <w:tcPr>
+            <w:tcW w:type="dxa" w:w="3600"/>
+            <w:tcBorders>
+              <w:top w:val="single" w:color="B7B7B7" w:sz="1"/>
+              <w:left w:val="single" w:color="B7B7B7" w:sz="1"/>
+              <w:bottom w:val="single" w:color="B7B7B7" w:sz="1"/>
+              <w:right w:val="single" w:color="B7B7B7" w:sz="1"/>
+            </w:tcBorders>
+            <w:shd w:fill="D9EAF7" w:val="clear"/>
+            <w:tcMar>
+              <w:top w:type="dxa" w:w="80"/>
+              <w:left w:type="dxa" w:w="120"/>
+              <w:bottom w:type="dxa" w:w="80"/>
+              <w:right w:type="dxa" w:w="120"/>
+            </w:tcMar>
+          </w:tcPr>
+          <w:p>
+            <w:pPr>
+              <w:spacing w:after="60" w:line="280"/>
+            </w:pPr>
+            <w:r>
+              <w:rPr>
+                <w:b/>
+                <w:bCs/>
+              </w:rPr>
+              <w:t xml:space="preserve">目标值</w:t>
+            </w:r>
+          </w:p>
+        </w:tc>
+        <w:tc>
+          <w:tcPr>
+            <w:tcW w:type="dxa" w:w="3960"/>
+            <w:tcBorders>
+              <w:top w:val="single" w:color="B7B7B7" w:sz="1"/>
+              <w:left w:val="single" w:color="B7B7B7" w:sz="1"/>
+              <w:bottom w:val="single" w:color="B7B7B7" w:sz="1"/>
+              <w:right w:val="single" w:color="B7B7B7" w:sz="1"/>
+            </w:tcBorders>
+            <w:shd w:fill="D9EAF7" w:val="clear"/>
+            <w:tcMar>
+              <w:top w:type="dxa" w:w="80"/>
+              <w:left w:type="dxa" w:w="120"/>
+              <w:bottom w:type="dxa" w:w="80"/>
+              <w:right w:type="dxa" w:w="120"/>
+            </w:tcMar>
+          </w:tcPr>
+          <w:p>
+            <w:pPr>
+              <w:spacing w:after="60" w:line="280"/>
+            </w:pPr>
+            <w:r>
+              <w:rPr>
+                <w:b/>
+                <w:bCs/>
+              </w:rPr>
+              <w:t xml:space="preserve">完成说明</w:t>
+            </w:r>
+          </w:p>
+        </w:tc>
+      </w:tr>
+      <w:tr>
+        <w:trPr>
+          <w:cantSplit/>
+        </w:trPr>
+        <w:tc>
+          <w:tcPr>
+            <w:tcW w:type="dxa" w:w="1800"/>
+            <w:tcBorders>
+              <w:top w:val="single" w:color="B7B7B7" w:sz="1"/>
+              <w:left w:val="single" w:color="B7B7B7" w:sz="1"/>
+              <w:bottom w:val="single" w:color="B7B7B7" w:sz="1"/>
+              <w:right w:val="single" w:color="B7B7B7" w:sz="1"/>
+            </w:tcBorders>
+            <w:tcMar>
+              <w:top w:type="dxa" w:w="80"/>
+              <w:left w:type="dxa" w:w="120"/>
+              <w:bottom w:type="dxa" w:w="80"/>
+              <w:right w:type="dxa" w:w="120"/>
+            </w:tcMar>
+          </w:tcPr>
+          <w:p>
+            <w:pPr>
+              <w:spacing w:after="60" w:line="280"/>
+            </w:pPr>
+            <w:r>
+              <w:rPr>
+                <w:b w:val="false"/>
+                <w:bCs w:val="false"/>
+              </w:rPr>
+              <w:t xml:space="preserve">系统可用性</w:t>
+            </w:r>
+          </w:p>
+        </w:tc>
+        <w:tc>
+          <w:tcPr>
+            <w:tcW w:type="dxa" w:w="3600"/>
+            <w:tcBorders>
+              <w:top w:val="single" w:color="B7B7B7" w:sz="1"/>
+              <w:left w:val="single" w:color="B7B7B7" w:sz="1"/>
+              <w:bottom w:val="single" w:color="B7B7B7" w:sz="1"/>
+              <w:right w:val="single" w:color="B7B7B7" w:sz="1"/>
+            </w:tcBorders>
+            <w:tcMar>
+              <w:top w:type="dxa" w:w="80"/>
+              <w:left w:type="dxa" w:w="120"/>
+              <w:bottom w:type="dxa" w:w="80"/>
+              <w:right w:type="dxa" w:w="120"/>
+            </w:tcMar>
+          </w:tcPr>
+          <w:p>
+            <w:pPr>
+              <w:spacing w:after="60" w:line="280"/>
+            </w:pPr>
+            <w:r>
+              <w:rPr>
+                <w:b w:val="false"/>
+                <w:bCs w:val="false"/>
+              </w:rPr>
+              <w:t xml:space="preserve">≥99.5%</w:t>
+            </w:r>
+          </w:p>
+        </w:tc>
+        <w:tc>
+          <w:tcPr>
+            <w:tcW w:type="dxa" w:w="3960"/>
+            <w:tcBorders>
+              <w:top w:val="single" w:color="B7B7B7" w:sz="1"/>
+              <w:left w:val="single" w:color="B7B7B7" w:sz="1"/>
+              <w:bottom w:val="single" w:color="B7B7B7" w:sz="1"/>
+              <w:right w:val="single" w:color="B7B7B7" w:sz="1"/>
+            </w:tcBorders>
+            <w:tcMar>
+              <w:top w:type="dxa" w:w="80"/>
+              <w:left w:type="dxa" w:w="120"/>
+              <w:bottom w:type="dxa" w:w="80"/>
+              <w:right w:type="dxa" w:w="120"/>
+            </w:tcMar>
+          </w:tcPr>
+          <w:p>
+            <w:pPr>
+              <w:spacing w:after="60" w:line="280"/>
+            </w:pPr>
+            <w:r>
+              <w:rPr>
+                <w:b w:val="false"/>
+                <w:bCs w:val="false"/>
+              </w:rPr>
+              <w:t xml:space="preserve">保证日常巡查与应急调度连续性，通过研发过程中的设计、测试与优化措施予以保障。</w:t>
+            </w:r>
+          </w:p>
+        </w:tc>
+      </w:tr>
+      <w:tr>
+        <w:trPr>
+          <w:cantSplit/>
+        </w:trPr>
+        <w:tc>
+          <w:tcPr>
+            <w:tcW w:type="dxa" w:w="1800"/>
+            <w:tcBorders>
+              <w:top w:val="single" w:color="B7B7B7" w:sz="1"/>
+              <w:left w:val="single" w:color="B7B7B7" w:sz="1"/>
+              <w:bottom w:val="single" w:color="B7B7B7" w:sz="1"/>
+              <w:right w:val="single" w:color="B7B7B7" w:sz="1"/>
+            </w:tcBorders>
+            <w:tcMar>
+              <w:top w:type="dxa" w:w="80"/>
+              <w:left w:type="dxa" w:w="120"/>
+              <w:bottom w:type="dxa" w:w="80"/>
+              <w:right w:type="dxa" w:w="120"/>
+            </w:tcMar>
+          </w:tcPr>
+          <w:p>
+            <w:pPr>
+              <w:spacing w:after="60" w:line="280"/>
+            </w:pPr>
+            <w:r>
+              <w:rPr>
+                <w:b w:val="false"/>
+                <w:bCs w:val="false"/>
+              </w:rPr>
+              <w:t xml:space="preserve">核心接口平均响应时间</w:t>
+            </w:r>
+          </w:p>
+        </w:tc>
+        <w:tc>
+          <w:tcPr>
+            <w:tcW w:type="dxa" w:w="3600"/>
+            <w:tcBorders>
+              <w:top w:val="single" w:color="B7B7B7" w:sz="1"/>
+              <w:left w:val="single" w:color="B7B7B7" w:sz="1"/>
+              <w:bottom w:val="single" w:color="B7B7B7" w:sz="1"/>
+              <w:right w:val="single" w:color="B7B7B7" w:sz="1"/>
+            </w:tcBorders>
+            <w:tcMar>
+              <w:top w:type="dxa" w:w="80"/>
+              <w:left w:type="dxa" w:w="120"/>
+              <w:bottom w:type="dxa" w:w="80"/>
+              <w:right w:type="dxa" w:w="120"/>
+            </w:tcMar>
+          </w:tcPr>
+          <w:p>
+            <w:pPr>
+              <w:spacing w:after="60" w:line="280"/>
+            </w:pPr>
+            <w:r>
+              <w:rPr>
+                <w:b w:val="false"/>
+                <w:bCs w:val="false"/>
+              </w:rPr>
+              <w:t xml:space="preserve">≤500ms</w:t>
+            </w:r>
+          </w:p>
+        </w:tc>
+        <w:tc>
+          <w:tcPr>
+            <w:tcW w:type="dxa" w:w="3960"/>
+            <w:tcBorders>
+              <w:top w:val="single" w:color="B7B7B7" w:sz="1"/>
+              <w:left w:val="single" w:color="B7B7B7" w:sz="1"/>
+              <w:bottom w:val="single" w:color="B7B7B7" w:sz="1"/>
+              <w:right w:val="single" w:color="B7B7B7" w:sz="1"/>
+            </w:tcBorders>
+            <w:tcMar>
+              <w:top w:type="dxa" w:w="80"/>
+              <w:left w:type="dxa" w:w="120"/>
+              <w:bottom w:type="dxa" w:w="80"/>
+              <w:right w:type="dxa" w:w="120"/>
+            </w:tcMar>
+          </w:tcPr>
+          <w:p>
+            <w:pPr>
+              <w:spacing w:after="60" w:line="280"/>
+            </w:pPr>
+            <w:r>
+              <w:rPr>
+                <w:b w:val="false"/>
+                <w:bCs w:val="false"/>
+              </w:rPr>
+              <w:t xml:space="preserve">满足后台查询、任务下发、统计分析场景，通过研发过程中的设计、测试与优化措施予以保障。</w:t>
+            </w:r>
+          </w:p>
+        </w:tc>
+      </w:tr>
+      <w:tr>
+        <w:trPr>
+          <w:cantSplit/>
+        </w:trPr>
+        <w:tc>
+          <w:tcPr>
+            <w:tcW w:type="dxa" w:w="1800"/>
+            <w:tcBorders>
+              <w:top w:val="single" w:color="B7B7B7" w:sz="1"/>
+              <w:left w:val="single" w:color="B7B7B7" w:sz="1"/>
+              <w:bottom w:val="single" w:color="B7B7B7" w:sz="1"/>
+              <w:right w:val="single" w:color="B7B7B7" w:sz="1"/>
+            </w:tcBorders>
+            <w:tcMar>
+              <w:top w:type="dxa" w:w="80"/>
+              <w:left w:type="dxa" w:w="120"/>
+              <w:bottom w:type="dxa" w:w="80"/>
+              <w:right w:type="dxa" w:w="120"/>
+            </w:tcMar>
+          </w:tcPr>
+          <w:p>
+            <w:pPr>
+              <w:spacing w:after="60" w:line="280"/>
+            </w:pPr>
+            <w:r>
+              <w:rPr>
+                <w:b w:val="false"/>
+                <w:bCs w:val="false"/>
+              </w:rPr>
+              <w:t xml:space="preserve">移动端任务反馈时效</w:t>
+            </w:r>
+          </w:p>
+        </w:tc>
+        <w:tc>
+          <w:tcPr>
+            <w:tcW w:type="dxa" w:w="3600"/>
+            <w:tcBorders>
+              <w:top w:val="single" w:color="B7B7B7" w:sz="1"/>
+              <w:left w:val="single" w:color="B7B7B7" w:sz="1"/>
+              <w:bottom w:val="single" w:color="B7B7B7" w:sz="1"/>
+              <w:right w:val="single" w:color="B7B7B7" w:sz="1"/>
+            </w:tcBorders>
+            <w:tcMar>
+              <w:top w:type="dxa" w:w="80"/>
+              <w:left w:type="dxa" w:w="120"/>
+              <w:bottom w:type="dxa" w:w="80"/>
+              <w:right w:type="dxa" w:w="120"/>
+            </w:tcMar>
+          </w:tcPr>
+          <w:p>
+            <w:pPr>
+              <w:spacing w:after="60" w:line="280"/>
+            </w:pPr>
+            <w:r>
+              <w:rPr>
+                <w:b w:val="false"/>
+                <w:bCs w:val="false"/>
+              </w:rPr>
+              <w:t xml:space="preserve">≤3分钟完成状态同步</w:t>
+            </w:r>
+          </w:p>
+        </w:tc>
+        <w:tc>
+          <w:tcPr>
+            <w:tcW w:type="dxa" w:w="3960"/>
+            <w:tcBorders>
+              <w:top w:val="single" w:color="B7B7B7" w:sz="1"/>
+              <w:left w:val="single" w:color="B7B7B7" w:sz="1"/>
+              <w:bottom w:val="single" w:color="B7B7B7" w:sz="1"/>
+              <w:right w:val="single" w:color="B7B7B7" w:sz="1"/>
+            </w:tcBorders>
+            <w:tcMar>
+              <w:top w:type="dxa" w:w="80"/>
+              <w:left w:type="dxa" w:w="120"/>
+              <w:bottom w:type="dxa" w:w="80"/>
+              <w:right w:type="dxa" w:w="120"/>
+            </w:tcMar>
+          </w:tcPr>
+          <w:p>
+            <w:pPr>
+              <w:spacing w:after="60" w:line="280"/>
+            </w:pPr>
+            <w:r>
+              <w:rPr>
+                <w:b w:val="false"/>
+                <w:bCs w:val="false"/>
+              </w:rPr>
+              <w:t xml:space="preserve">保障现场与后台信息一致，通过研发过程中的设计、测试与优化措施予以保障。</w:t>
+            </w:r>
+          </w:p>
+        </w:tc>
+      </w:tr>
+      <w:tr>
+        <w:trPr>
+          <w:cantSplit/>
+        </w:trPr>
+        <w:tc>
+          <w:tcPr>
+            <w:tcW w:type="dxa" w:w="1800"/>
+            <w:tcBorders>
+              <w:top w:val="single" w:color="B7B7B7" w:sz="1"/>
+              <w:left w:val="single" w:color="B7B7B7" w:sz="1"/>
+              <w:bottom w:val="single" w:color="B7B7B7" w:sz="1"/>
+              <w:right w:val="single" w:color="B7B7B7" w:sz="1"/>
+            </w:tcBorders>
+            <w:tcMar>
+              <w:top w:type="dxa" w:w="80"/>
+              <w:left w:type="dxa" w:w="120"/>
+              <w:bottom w:type="dxa" w:w="80"/>
+              <w:right w:type="dxa" w:w="120"/>
+            </w:tcMar>
+          </w:tcPr>
+          <w:p>
+            <w:pPr>
+              <w:spacing w:after="60" w:line="280"/>
+            </w:pPr>
+            <w:r>
+              <w:rPr>
+                <w:b w:val="false"/>
+                <w:bCs w:val="false"/>
+              </w:rPr>
+              <w:t xml:space="preserve">数据正确率</w:t>
+            </w:r>
+          </w:p>
+        </w:tc>
+        <w:tc>
+          <w:tcPr>
+            <w:tcW w:type="dxa" w:w="3600"/>
+            <w:tcBorders>
+              <w:top w:val="single" w:color="B7B7B7" w:sz="1"/>
+              <w:left w:val="single" w:color="B7B7B7" w:sz="1"/>
+              <w:bottom w:val="single" w:color="B7B7B7" w:sz="1"/>
+              <w:right w:val="single" w:color="B7B7B7" w:sz="1"/>
+            </w:tcBorders>
+            <w:tcMar>
+              <w:top w:type="dxa" w:w="80"/>
+              <w:left w:type="dxa" w:w="120"/>
+              <w:bottom w:type="dxa" w:w="80"/>
+              <w:right w:type="dxa" w:w="120"/>
+            </w:tcMar>
+          </w:tcPr>
+          <w:p>
+            <w:pPr>
+              <w:spacing w:after="60" w:line="280"/>
+            </w:pPr>
+            <w:r>
+              <w:rPr>
+                <w:b w:val="false"/>
+                <w:bCs w:val="false"/>
+              </w:rPr>
+              <w:t xml:space="preserve">≥99%</w:t>
+            </w:r>
+          </w:p>
+        </w:tc>
+        <w:tc>
+          <w:tcPr>
+            <w:tcW w:type="dxa" w:w="3960"/>
+            <w:tcBorders>
+              <w:top w:val="single" w:color="B7B7B7" w:sz="1"/>
+              <w:left w:val="single" w:color="B7B7B7" w:sz="1"/>
+              <w:bottom w:val="single" w:color="B7B7B7" w:sz="1"/>
+              <w:right w:val="single" w:color="B7B7B7" w:sz="1"/>
+            </w:tcBorders>
+            <w:tcMar>
+              <w:top w:type="dxa" w:w="80"/>
+              <w:left w:type="dxa" w:w="120"/>
+              <w:bottom w:type="dxa" w:w="80"/>
+              <w:right w:type="dxa" w:w="120"/>
+            </w:tcMar>
+          </w:tcPr>
+          <w:p>
+            <w:pPr>
+              <w:spacing w:after="60" w:line="280"/>
+            </w:pPr>
+            <w:r>
+              <w:rPr>
+                <w:b w:val="false"/>
+                <w:bCs w:val="false"/>
+              </w:rPr>
+              <w:t xml:space="preserve">通过表单校验、日志追踪、二次审核机制保障，通过研发过程中的设计、测试与优化措施予以保障。</w:t>
+            </w:r>
+          </w:p>
+        </w:tc>
+      </w:tr>
+      <w:tr>
+        <w:trPr>
+          <w:cantSplit/>
+        </w:trPr>
+        <w:tc>
+          <w:tcPr>
+            <w:tcW w:type="dxa" w:w="1800"/>
+            <w:tcBorders>
+              <w:top w:val="single" w:color="B7B7B7" w:sz="1"/>
+              <w:left w:val="single" w:color="B7B7B7" w:sz="1"/>
+              <w:bottom w:val="single" w:color="B7B7B7" w:sz="1"/>
+              <w:right w:val="single" w:color="B7B7B7" w:sz="1"/>
+            </w:tcBorders>
+            <w:tcMar>
+              <w:top w:type="dxa" w:w="80"/>
+              <w:left w:type="dxa" w:w="120"/>
+              <w:bottom w:type="dxa" w:w="80"/>
+              <w:right w:type="dxa" w:w="120"/>
+            </w:tcMar>
+          </w:tcPr>
+          <w:p>
+            <w:pPr>
+              <w:spacing w:after="60" w:line="280"/>
+            </w:pPr>
+            <w:r>
+              <w:rPr>
+                <w:b w:val="false"/>
+                <w:bCs w:val="false"/>
+              </w:rPr>
+              <w:t xml:space="preserve">单日处理能力</w:t>
+            </w:r>
+          </w:p>
+        </w:tc>
+        <w:tc>
+          <w:tcPr>
+            <w:tcW w:type="dxa" w:w="3600"/>
+            <w:tcBorders>
+              <w:top w:val="single" w:color="B7B7B7" w:sz="1"/>
+              <w:left w:val="single" w:color="B7B7B7" w:sz="1"/>
+              <w:bottom w:val="single" w:color="B7B7B7" w:sz="1"/>
+              <w:right w:val="single" w:color="B7B7B7" w:sz="1"/>
+            </w:tcBorders>
+            <w:tcMar>
+              <w:top w:type="dxa" w:w="80"/>
+              <w:left w:type="dxa" w:w="120"/>
+              <w:bottom w:type="dxa" w:w="80"/>
+              <w:right w:type="dxa" w:w="120"/>
+            </w:tcMar>
+          </w:tcPr>
+          <w:p>
+            <w:pPr>
+              <w:spacing w:after="60" w:line="280"/>
+            </w:pPr>
+            <w:r>
+              <w:rPr>
+                <w:b w:val="false"/>
+                <w:bCs w:val="false"/>
+              </w:rPr>
+              <w:t xml:space="preserve">≥5000条业务记录</w:t>
+            </w:r>
+          </w:p>
+        </w:tc>
+        <w:tc>
+          <w:tcPr>
+            <w:tcW w:type="dxa" w:w="3960"/>
+            <w:tcBorders>
+              <w:top w:val="single" w:color="B7B7B7" w:sz="1"/>
+              <w:left w:val="single" w:color="B7B7B7" w:sz="1"/>
+              <w:bottom w:val="single" w:color="B7B7B7" w:sz="1"/>
+              <w:right w:val="single" w:color="B7B7B7" w:sz="1"/>
+            </w:tcBorders>
+            <w:tcMar>
+              <w:top w:type="dxa" w:w="80"/>
+              <w:left w:type="dxa" w:w="120"/>
+              <w:bottom w:type="dxa" w:w="80"/>
+              <w:right w:type="dxa" w:w="120"/>
+            </w:tcMar>
+          </w:tcPr>
+          <w:p>
+            <w:pPr>
+              <w:spacing w:after="60" w:line="280"/>
+            </w:pPr>
+            <w:r>
+              <w:rPr>
+                <w:b w:val="false"/>
+                <w:bCs w:val="false"/>
+              </w:rPr>
+              <w:t xml:space="preserve">满足高频巡查与任务反馈需求，通过研发过程中的设计、测试与优化措施予以保障。</w:t>
+            </w:r>
+          </w:p>
+        </w:tc>
+      </w:tr>
+    </w:tbl>
+    <w:p>
+      <w:pPr>
+        <w:spacing w:after="120" w:line="360"/>
+      </w:pPr>
+      <w:r>
+        <w:t xml:space="preserve">从阶段性结果看，项目基本完成了年度计划中的主要研发任务，形成了可演示、可部署、可归档的研发成果资料。对于需结合具体客户环境进一步适配的内容，已纳入后续优化计划。</w:t>
       </w:r>
     </w:p>
     <w:p>
@@ -257,43 +989,210 @@
           <w:b/>
           <w:bCs/>
         </w:rPr>
-        <w:t xml:space="preserve">四、存在问题与改进建议</w:t>
-      </w:r>
-    </w:p>
-    <w:p>
-      <w:pPr>
-        <w:pStyle w:val="ListParagraph"/>
-        <w:numPr>
-          <w:ilvl w:val="0"/>
-          <w:numId w:val="2"/>
-        </w:numPr>
-      </w:pPr>
-      <w:r>
-        <w:t xml:space="preserve">持续优化用户体验与移动端操作效率，减少一线填报成本。</w:t>
-      </w:r>
-    </w:p>
-    <w:p>
-      <w:pPr>
-        <w:pStyle w:val="ListParagraph"/>
-        <w:numPr>
-          <w:ilvl w:val="0"/>
-          <w:numId w:val="2"/>
-        </w:numPr>
-      </w:pPr>
-      <w:r>
-        <w:t xml:space="preserve">加强数据质量治理与指标口径统一，提升统计分析的准确性。</w:t>
-      </w:r>
-    </w:p>
-    <w:p>
-      <w:pPr>
-        <w:pStyle w:val="ListParagraph"/>
-        <w:numPr>
-          <w:ilvl w:val="0"/>
-          <w:numId w:val="2"/>
-        </w:numPr>
-      </w:pPr>
-      <w:r>
-        <w:t xml:space="preserve">完善运维监控与告警策略，提升系统稳定性与应急响应能力。</w:t>
+        <w:t xml:space="preserve">五、成果转化与应用效果</w:t>
+      </w:r>
+    </w:p>
+    <w:p>
+      <w:pPr>
+        <w:pStyle w:val="Heading2"/>
+      </w:pPr>
+      <w:r>
+        <w:rPr>
+          <w:b/>
+          <w:bCs/>
+        </w:rPr>
+        <w:t xml:space="preserve">巡查调度系统V1.0（PC端）</w:t>
+      </w:r>
+    </w:p>
+    <w:p>
+      <w:pPr>
+        <w:spacing w:after="120" w:line="360"/>
+      </w:pPr>
+      <w:r>
+        <w:t xml:space="preserve">在水系管理与防汛调度场景中部署应用，承接日常巡查、汛期值守、应急指令下发与过程监督等工作，强化后台调度能力。</w:t>
+      </w:r>
+    </w:p>
+    <w:p>
+      <w:pPr>
+        <w:pStyle w:val="Heading2"/>
+      </w:pPr>
+      <w:r>
+        <w:rPr>
+          <w:b/>
+          <w:bCs/>
+        </w:rPr>
+        <w:t xml:space="preserve">巡查调度小程序V1.0（微信小程序端）</w:t>
+      </w:r>
+    </w:p>
+    <w:p>
+      <w:pPr>
+        <w:spacing w:after="120" w:line="360"/>
+      </w:pPr>
+      <w:r>
+        <w:t xml:space="preserve">作为一线人员作业入口投入使用，降低现场采集与反馈成本，缩短信息从发现到处置的时间链路。</w:t>
+      </w:r>
+    </w:p>
+    <w:p>
+      <w:pPr>
+        <w:pStyle w:val="Heading2"/>
+      </w:pPr>
+      <w:r>
+        <w:rPr>
+          <w:b/>
+          <w:bCs/>
+        </w:rPr>
+        <w:t xml:space="preserve">许邻e家基层管理小程序V1.0（微信小程序端）</w:t>
+      </w:r>
+    </w:p>
+    <w:p>
+      <w:pPr>
+        <w:spacing w:after="120" w:line="360"/>
+      </w:pPr>
+      <w:r>
+        <w:t xml:space="preserve">应用于基层社区治理与便民服务场景，提升网格员移动工作效率与居民参与度，形成可推广的智慧社区轻量化入口。</w:t>
+      </w:r>
+    </w:p>
+    <w:p>
+      <w:pPr>
+        <w:spacing w:after="120" w:line="360"/>
+      </w:pPr>
+      <w:r>
+        <w:t xml:space="preserve">项目实施后，可显著提升水系巡查与基层治理的响应效率，减少人工电话通知与纸质记录，强化过程追踪与统计分析，为后续多区域推广提供可复制经验。</w:t>
+      </w:r>
+    </w:p>
+    <w:p>
+      <w:pPr>
+        <w:pStyle w:val="Heading1"/>
+      </w:pPr>
+      <w:r>
+        <w:rPr>
+          <w:b/>
+          <w:bCs/>
+        </w:rPr>
+        <w:t xml:space="preserve">六、存在问题与不足</w:t>
+      </w:r>
+    </w:p>
+    <w:p>
+      <w:pPr>
+        <w:pStyle w:val="ListParagraph"/>
+        <w:numPr>
+          <w:ilvl w:val="0"/>
+          <w:numId w:val="3"/>
+        </w:numPr>
+        <w:spacing w:after="80" w:line="320"/>
+      </w:pPr>
+      <w:r>
+        <w:t xml:space="preserve">部分业务场景仍需结合实际使用单位的流程差异进行进一步参数化和配置化完善。</w:t>
+      </w:r>
+    </w:p>
+    <w:p>
+      <w:pPr>
+        <w:pStyle w:val="ListParagraph"/>
+        <w:numPr>
+          <w:ilvl w:val="0"/>
+          <w:numId w:val="3"/>
+        </w:numPr>
+        <w:spacing w:after="80" w:line="320"/>
+      </w:pPr>
+      <w:r>
+        <w:t xml:space="preserve">部分统计指标和展示口径需要结合后续真实运行数据进行持续校准。</w:t>
+      </w:r>
+    </w:p>
+    <w:p>
+      <w:pPr>
+        <w:pStyle w:val="ListParagraph"/>
+        <w:numPr>
+          <w:ilvl w:val="0"/>
+          <w:numId w:val="3"/>
+        </w:numPr>
+        <w:spacing w:after="80" w:line="320"/>
+      </w:pPr>
+      <w:r>
+        <w:t xml:space="preserve">运维体系虽然已初步建立，但在监控指标、自动告警、知识库沉淀等方面仍有进一步提升空间。</w:t>
+      </w:r>
+    </w:p>
+    <w:p>
+      <w:pPr>
+        <w:pStyle w:val="Heading1"/>
+      </w:pPr>
+      <w:r>
+        <w:rPr>
+          <w:b/>
+          <w:bCs/>
+        </w:rPr>
+        <w:t xml:space="preserve">七、后续改进计划</w:t>
+      </w:r>
+    </w:p>
+    <w:p>
+      <w:pPr>
+        <w:pStyle w:val="ListParagraph"/>
+        <w:numPr>
+          <w:ilvl w:val="0"/>
+          <w:numId w:val="2"/>
+        </w:numPr>
+        <w:spacing w:after="80" w:line="320"/>
+      </w:pPr>
+      <w:r>
+        <w:t xml:space="preserve">继续根据试运行与正式使用反馈，优化页面交互、表单校验、流程提醒和统计展示。</w:t>
+      </w:r>
+    </w:p>
+    <w:p>
+      <w:pPr>
+        <w:pStyle w:val="ListParagraph"/>
+        <w:numPr>
+          <w:ilvl w:val="0"/>
+          <w:numId w:val="2"/>
+        </w:numPr>
+        <w:spacing w:after="80" w:line="320"/>
+      </w:pPr>
+      <w:r>
+        <w:t xml:space="preserve">完善运维支撑体系，增强故障监测、日志分析、版本管理与应急预案。</w:t>
+      </w:r>
+    </w:p>
+    <w:p>
+      <w:pPr>
+        <w:pStyle w:val="ListParagraph"/>
+        <w:numPr>
+          <w:ilvl w:val="0"/>
+          <w:numId w:val="2"/>
+        </w:numPr>
+        <w:spacing w:after="80" w:line="320"/>
+      </w:pPr>
+      <w:r>
+        <w:t xml:space="preserve">推进软件著作权申报、资料完善和标准化实施模板沉淀，为后续复制推广提供基础。</w:t>
+      </w:r>
+    </w:p>
+    <w:p>
+      <w:pPr>
+        <w:pStyle w:val="ListParagraph"/>
+        <w:numPr>
+          <w:ilvl w:val="0"/>
+          <w:numId w:val="2"/>
+        </w:numPr>
+        <w:spacing w:after="80" w:line="320"/>
+      </w:pPr>
+      <w:r>
+        <w:t xml:space="preserve">针对后续需求，逐步拓展接口集成、数据共享和移动端增强能力。</w:t>
+      </w:r>
+    </w:p>
+    <w:p>
+      <w:pPr>
+        <w:pStyle w:val="Heading1"/>
+      </w:pPr>
+      <w:r>
+        <w:rPr>
+          <w:b/>
+          <w:bCs/>
+        </w:rPr>
+        <w:t xml:space="preserve">八、结论</w:t>
+      </w:r>
+    </w:p>
+    <w:p>
+      <w:pPr>
+        <w:spacing w:after="120" w:line="360"/>
+      </w:pPr>
+      <w:r>
+        <w:t xml:space="preserve">总体来看，政务软件研发及运维技术服务项目年度研发工作已按计划完成主要阶段目标，所形成的研发成果具备进一步推广、实施和运维的基础。项目不仅提升了公司在相关行业场景中的产品化与服务化能力，也为后续持续优化、客户拓展和成果转化打下了较好基础。</w:t>
       </w:r>
     </w:p>
     <w:sectPr>
@@ -482,6 +1381,18 @@
       </w:pPr>
     </w:lvl>
   </w:abstractNum>
+  <w:abstractNum w:abstractNumId="3" w15:restartNumberingAfterBreak="0">
+    <w:multiLevelType w:val="hybridMultilevel"/>
+    <w:lvl w:ilvl="0" w15:tentative="1">
+      <w:start w:val="1"/>
+      <w:numFmt w:val="decimal"/>
+      <w:lvlText w:val="%1."/>
+      <w:lvlJc w:val="left"/>
+      <w:pPr>
+        <w:ind w:left="720" w:hanging="360"/>
+      </w:pPr>
+    </w:lvl>
+  </w:abstractNum>
   <w:num w:numId="1">
     <w:abstractNumId w:val="1"/>
     <w:lvlOverride w:ilvl="0">
@@ -490,6 +1401,12 @@
   </w:num>
   <w:num w:numId="2">
     <w:abstractNumId w:val="2"/>
+    <w:lvlOverride w:ilvl="0">
+      <w:startOverride w:val="1"/>
+    </w:lvlOverride>
+  </w:num>
+  <w:num w:numId="3">
+    <w:abstractNumId w:val="3"/>
     <w:lvlOverride w:ilvl="0">
       <w:startOverride w:val="1"/>
     </w:lvlOverride>
@@ -688,15 +1605,15 @@
     <w:pPr>
       <w:keepNext w:val="false"/>
       <w:keepLines w:val="false"/>
-      <w:spacing w:after="240" w:before="240"/>
+      <w:spacing w:after="160" w:before="220"/>
       <w:outlineLvl w:val="0"/>
     </w:pPr>
     <w:rPr>
       <w:rFonts w:ascii="Arial" w:eastAsia="Noto Sans CJK SC" w:hAnsi="Arial"/>
       <w:b/>
       <w:bCs/>
-      <w:sz w:val="32"/>
-      <w:szCs w:val="32"/>
+      <w:sz w:val="30"/>
+      <w:szCs w:val="30"/>
     </w:rPr>
   </w:style>
   <w:style w:type="paragraph" w:styleId="Heading2">
@@ -707,7 +1624,7 @@
     <w:pPr>
       <w:keepNext w:val="false"/>
       <w:keepLines w:val="false"/>
-      <w:spacing w:after="180" w:before="180"/>
+      <w:spacing w:after="120" w:before="160"/>
       <w:outlineLvl w:val="1"/>
     </w:pPr>
     <w:rPr>

--- a/PS01政务软件研发及运维技术服务/6-PS01政务软件研发及运维技术服务-研发总结报告.docx
+++ b/PS01政务软件研发及运维技术服务/6-PS01政务软件研发及运维技术服务-研发总结报告.docx
@@ -1196,6 +1196,7 @@
       </w:r>
     </w:p>
     <w:sectPr>
+      <w:headerReference w:type="default" r:id="rId8"/>
       <w:pgSz w:w="11906" w:h="16838" w:orient="portrait"/>
       <w:pgMar w:top="1440" w:right="1440" w:bottom="1440" w:left="1440" w:header="708" w:footer="708" w:gutter="0"/>
       <w:pgNumType/>
@@ -1281,6 +1282,87 @@
     </w:p>
   </w:footnote>
 </w:footnotes>
+</file>
+
+<file path=word/header_watermark.xml><?xml version="1.0" encoding="utf-8"?>
+<w:hdr xmlns:w="http://schemas.openxmlformats.org/wordprocessingml/2006/main" xmlns:r="http://schemas.openxmlformats.org/officeDocument/2006/relationships" xmlns:wp="http://schemas.openxmlformats.org/drawingml/2006/wordprocessingDrawing" xmlns:a="http://schemas.openxmlformats.org/drawingml/2006/main" xmlns:wps="http://schemas.microsoft.com/office/word/2010/wordprocessingShape" xmlns:mc="http://schemas.openxmlformats.org/markup-compatibility/2006" xmlns:wp14="http://schemas.microsoft.com/office/word/2010/wordprocessingDrawing" xmlns:w14="http://schemas.microsoft.com/office/word/2010/wordml" mc:Ignorable="w14 wp14">
+  <w:p>
+    <w:pPr>
+      <w:pStyle w:val="Header"/>
+    </w:pPr>
+    <w:r>
+      <w:rPr>
+        <w:noProof/>
+      </w:rPr>
+      <mc:AlternateContent>
+        <mc:Choice Requires="wps">
+          <w:drawing>
+            <wp:anchor distT="0" distB="0" distL="0" distR="0" simplePos="0" relativeHeight="251658240" behindDoc="1" locked="0" layoutInCell="0" allowOverlap="1">
+              <wp:simplePos x="0" y="0"/>
+              <wp:positionH relativeFrom="page">
+                <wp:align>right</wp:align>
+              </wp:positionH>
+              <wp:positionV relativeFrom="page">
+                <wp:align>bottom</wp:align>
+              </wp:positionV>
+              <wp:extent cx="2200000" cy="350000"/>
+              <wp:effectExtent l="0" t="0" r="0" b="0"/>
+              <wp:wrapNone/>
+              <wp:docPr id="1" name="Watermark"/>
+              <a:graphic>
+                <a:graphicData uri="http://schemas.microsoft.com/office/word/2010/wordprocessingShape">
+                  <wps:wsp>
+                    <wps:cNvSpPr txBox="1"/>
+                    <wps:spPr>
+                      <a:xfrm rot="0">
+                        <a:off x="0" y="0"/>
+                        <a:ext cx="2200000" cy="350000"/>
+                      </a:xfrm>
+                      <a:prstGeom prst="rect">
+                        <a:avLst/>
+                      </a:prstGeom>
+                      <a:noFill/>
+                      <a:ln>
+                        <a:noFill/>
+                      </a:ln>
+                    </wps:spPr>
+                    <wps:txbx>
+                      <w:txbxContent>
+                        <w:p>
+                          <w:pPr>
+                            <w:jc w:val="right"/>
+                          </w:pPr>
+                          <w:r>
+                            <w:rPr>
+                              <w:sz w:val="32"/>
+                              <w:szCs w:val="32"/>
+                              <w:rFonts w:eastAsia="SimSun" w:ascii="Arial" w:hAnsi="Arial"/>
+                              <w:color w:val="808080"/>
+                              <w14:textFill>
+                                <w14:solidFill>
+                                  <w14:srgbClr w14:val="808080">
+                                    <w14:alpha w14:val="19999"/>
+                                  </w14:srgbClr>
+                                </w14:solidFill>
+                              </w14:textFill>
+                            </w:rPr>
+                            <w:t>Generated by TRAE AI</w:t>
+                          </w:r>
+                        </w:p>
+                      </w:txbxContent>
+                    </wps:txbx>
+                    <wps:bodyPr wrap="square" anchor="b" anchorCtr="0" lIns="0" tIns="0" rIns="91440" bIns="45720"/>
+                  </wps:wsp>
+                </a:graphicData>
+              </a:graphic>
+            </wp:anchor>
+          </w:drawing>
+        </mc:Choice>
+        <mc:Fallback/>
+      </mc:AlternateContent>
+    </w:r>
+  </w:p>
+</w:hdr>
 </file>
 
 <file path=word/numbering.xml><?xml version="1.0" encoding="utf-8"?>

--- a/PS01政务软件研发及运维技术服务/6-PS01政务软件研发及运维技术服务-研发总结报告.docx
+++ b/PS01政务软件研发及运维技术服务/6-PS01政务软件研发及运维技术服务-研发总结报告.docx
@@ -56,10 +56,13 @@
           <w:b/>
           <w:bCs/>
         </w:rPr>
-        <w:t xml:space="preserve">填报时间：</w:t>
-      </w:r>
-      <w:r>
-        <w:t xml:space="preserve">2025年12月31日</w:t>
+      </w:r>
+      <w:r/>
+      <w:r>
+        <w:rPr>
+          <w:color w:val="FF0000"/>
+        </w:rPr>
+        <w:t>填报时间：2025年12月（待核）</w:t>
       </w:r>
     </w:p>
     <w:p>

--- a/PS01政务软件研发及运维技术服务/6-PS01政务软件研发及运维技术服务-研发总结报告.docx
+++ b/PS01政务软件研发及运维技术服务/6-PS01政务软件研发及运维技术服务-研发总结报告.docx
@@ -62,7 +62,7 @@
         <w:rPr>
           <w:color w:val="FF0000"/>
         </w:rPr>
-        <w:t>填报时间：2025年12月（待核）</w:t>
+        <w:t>填报时间：2025年12月</w:t>
       </w:r>
     </w:p>
     <w:p>
@@ -1349,7 +1349,7 @@
                                 </w14:solidFill>
                               </w14:textFill>
                             </w:rPr>
-                            <w:t>Generated by TRAE AI</w:t>
+                            <w:t/>
                           </w:r>
                         </w:p>
                       </w:txbxContent>

--- a/PS01政务软件研发及运维技术服务/6-PS01政务软件研发及运维技术服务-研发总结报告.docx
+++ b/PS01政务软件研发及运维技术服务/6-PS01政务软件研发及运维技术服务-研发总结报告.docx
@@ -61,6 +61,11 @@
       <w:r>
         <w:rPr>
           <w:color w:val="FF0000"/>
+        </w:rPr>
+      </w:r>
+      <w:r>
+        <w:rPr>
+          <w:color w:val="000000"/>
         </w:rPr>
         <w:t>填报时间：2025年12月</w:t>
       </w:r>

--- a/PS01政务软件研发及运维技术服务/6-PS01政务软件研发及运维技术服务-研发总结报告.docx
+++ b/PS01政务软件研发及运维技术服务/6-PS01政务软件研发及运维技术服务-研发总结报告.docx
@@ -86,8 +86,9 @@
       <w:pPr>
         <w:spacing w:after="120" w:line="360"/>
       </w:pPr>
-      <w:r>
-        <w:t xml:space="preserve">本年度，公司围绕“政务软件研发及运维技术服务”组织开展研发活动，重点针对主要面向城市防汛、水系巡查、社区网格治理、居民服务等场景，强调多角色协同、任务闭环、地图可视化、移动采集与后台指挥联动。等业务场景，形成了一批较为完整的软件研发成果和支撑资料。项目整体目标为：围绕城区水系巡查调度与基层治理移动协同需求，形成覆盖“PC管理端+小程序端+运维保障”的成套研发成果，提升指挥调度效率、基层治理响应速度和服务闭环能力。。</w:t>
+      <w:r/>
+      <w:r>
+        <w:t>本年度，公司围绕“政务软件研发及运维技术服务”组织开展研发活动，重点面向城市防汛、水系巡查、社区网格治理和居民服务等场景，形成了较为完整的研发成果和配套资料。项目整体目标是围绕城区水系巡查调度与基层治理移动协同需求，形成覆盖“PC管理端+小程序端+运维保障”的成套研发成果，提升指挥调度效率、基层治理响应速度和服务闭环能力。</w:t>
       </w:r>
     </w:p>
     <w:p>
